--- a/public/SiddhiResume.docx
+++ b/public/SiddhiResume.docx
@@ -47,7 +47,17 @@
           <w:sz w:val="18"/>
           <w:szCs w:val="18"/>
         </w:rPr>
-        <w:t>Robotics/Hardware Engineer |</w:t>
+        <w:t>Robotics &amp; Mechanical Engineer</w:t>
+      </w:r>
+      <w:r>
+        <w:rPr>
+          <w:rFonts w:asciiTheme="majorHAnsi" w:hAnsiTheme="majorHAnsi" w:cstheme="majorHAnsi"/>
+          <w:b/>
+          <w:bCs/>
+          <w:sz w:val="18"/>
+          <w:szCs w:val="18"/>
+        </w:rPr>
+        <w:t xml:space="preserve">| </w:t>
       </w:r>
       <w:hyperlink r:id="rId6" w:history="1">
         <w:r>
@@ -110,21 +120,8 @@
           <w:sz w:val="18"/>
           <w:szCs w:val="18"/>
         </w:rPr>
-        <w:t xml:space="preserve">  </w:t>
+        <w:t xml:space="preserve"> </w:t>
       </w:r>
-      <w:hyperlink r:id="rId7" w:history="1">
-        <w:r>
-          <w:rPr>
-            <w:rStyle w:val="Hyperlink"/>
-            <w:rFonts w:asciiTheme="majorHAnsi" w:hAnsiTheme="majorHAnsi" w:cstheme="majorHAnsi"/>
-            <w:b/>
-            <w:bCs/>
-            <w:sz w:val="18"/>
-            <w:szCs w:val="18"/>
-          </w:rPr>
-          <w:t>Portfolio</w:t>
-        </w:r>
-      </w:hyperlink>
       <w:r>
         <w:rPr>
           <w:rFonts w:asciiTheme="majorHAnsi" w:hAnsiTheme="majorHAnsi" w:cstheme="majorHAnsi"/>
@@ -133,21 +130,8 @@
           <w:sz w:val="18"/>
           <w:szCs w:val="18"/>
         </w:rPr>
-        <w:t xml:space="preserve"> |  </w:t>
+        <w:t>https://siddhimore.netlify.app</w:t>
       </w:r>
-      <w:hyperlink r:id="rId8" w:history="1">
-        <w:r>
-          <w:rPr>
-            <w:rStyle w:val="Hyperlink"/>
-            <w:rFonts w:asciiTheme="majorHAnsi" w:hAnsiTheme="majorHAnsi" w:cstheme="majorHAnsi"/>
-            <w:b/>
-            <w:bCs/>
-            <w:sz w:val="18"/>
-            <w:szCs w:val="18"/>
-          </w:rPr>
-          <w:t>LinkedIn</w:t>
-        </w:r>
-      </w:hyperlink>
       <w:r>
         <w:rPr>
           <w:rFonts w:asciiTheme="majorHAnsi" w:hAnsiTheme="majorHAnsi" w:cstheme="majorHAnsi"/>
@@ -156,30 +140,7 @@
           <w:sz w:val="18"/>
           <w:szCs w:val="18"/>
         </w:rPr>
-        <w:t xml:space="preserve">  |  </w:t>
-      </w:r>
-      <w:hyperlink r:id="rId9" w:history="1">
-        <w:r>
-          <w:rPr>
-            <w:rStyle w:val="Hyperlink"/>
-            <w:rFonts w:asciiTheme="majorHAnsi" w:hAnsiTheme="majorHAnsi" w:cstheme="majorHAnsi"/>
-            <w:b/>
-            <w:bCs/>
-            <w:sz w:val="18"/>
-            <w:szCs w:val="18"/>
-          </w:rPr>
-          <w:t>GitHub</w:t>
-        </w:r>
-      </w:hyperlink>
-      <w:r>
-        <w:rPr>
-          <w:rFonts w:asciiTheme="majorHAnsi" w:hAnsiTheme="majorHAnsi" w:cstheme="majorHAnsi"/>
-          <w:b/>
-          <w:bCs/>
-          <w:sz w:val="18"/>
-          <w:szCs w:val="18"/>
-        </w:rPr>
-        <w:t xml:space="preserve"> | Authorized to work in U.S</w:t>
+        <w:t>| Authorized to work in U.S</w:t>
       </w:r>
       <w:r>
         <w:rPr>
@@ -199,8 +160,8 @@
         <w:jc w:val="both"/>
         <w:rPr>
           <w:rFonts w:asciiTheme="majorHAnsi" w:hAnsiTheme="majorHAnsi" w:cstheme="majorHAnsi"/>
-          <w:sz w:val="18"/>
-          <w:szCs w:val="18"/>
+          <w:sz w:val="20"/>
+          <w:szCs w:val="20"/>
         </w:rPr>
       </w:pPr>
       <w:r>
@@ -216,26 +177,26 @@
       <w:r>
         <w:rPr>
           <w:rFonts w:asciiTheme="majorHAnsi" w:hAnsiTheme="majorHAnsi" w:cstheme="majorHAnsi"/>
-          <w:sz w:val="18"/>
-          <w:szCs w:val="18"/>
+          <w:sz w:val="20"/>
+          <w:szCs w:val="20"/>
         </w:rPr>
         <w:t xml:space="preserve">: </w:t>
       </w:r>
       <w:r>
         <w:rPr>
           <w:rFonts w:asciiTheme="majorHAnsi" w:hAnsiTheme="majorHAnsi" w:cstheme="majorHAnsi"/>
-          <w:sz w:val="18"/>
-          <w:szCs w:val="18"/>
+          <w:sz w:val="20"/>
+          <w:szCs w:val="20"/>
         </w:rPr>
         <w:t xml:space="preserve"> </w:t>
       </w:r>
       <w:r>
         <w:rPr>
           <w:rFonts w:asciiTheme="majorHAnsi" w:hAnsiTheme="majorHAnsi" w:cstheme="majorHAnsi"/>
-          <w:sz w:val="18"/>
-          <w:szCs w:val="18"/>
+          <w:sz w:val="20"/>
+          <w:szCs w:val="20"/>
         </w:rPr>
-        <w:t>Robotics Engineer with a mechanical engineering background, working across custom mechanical design, embedded firmware, and sensor fusion. Built a compound planetary gearbox and ESP32-S2 gait-phase estimation pipeline for a wearable actuated device, a distributed multi-microcontroller robot with SolidWorks FEA validation, and ROS2/SLAM control systems in simulation. First-author published researcher (AIP Conference Proceedings) with hands-on experience diagnosing faults across mechanical, embedded, and sensor subsystems.</w:t>
+        <w:t>Mechanical engineer working across mechanism design, embedded systems, and robotics software. Designed and fabricated a compound planetary gearbox and actuated joint for a wearable robot, built distributed electromechanical control systems from CAD through CAN-FD/motor-drive integration, and validated designs via SolidWorks/ANSYS FEA under load. Fabrication spans FDM, SLA, CNC, and laser-cut structures; first-author published researcher (AIP Conference Proceedings) in DOE-driven injection-molding optimization.</w:t>
       </w:r>
     </w:p>
     <w:p>
@@ -243,7 +204,7 @@
         <w:pBdr>
           <w:bottom w:val="single" w:sz="6" w:space="1" w:color="000000"/>
         </w:pBdr>
-        <w:spacing w:before="100" w:after="0" w:line="240" w:lineRule="auto"/>
+        <w:spacing w:before="30" w:after="0" w:line="240" w:lineRule="auto"/>
         <w:ind w:left="-567" w:right="-408"/>
         <w:jc w:val="both"/>
         <w:rPr>
@@ -292,7 +253,23 @@
           <w:sz w:val="18"/>
           <w:szCs w:val="18"/>
         </w:rPr>
-        <w:t xml:space="preserve">                                           </w:t>
+        <w:t xml:space="preserve">                                    </w:t>
+      </w:r>
+      <w:r>
+        <w:rPr>
+          <w:rFonts w:asciiTheme="majorHAnsi" w:hAnsiTheme="majorHAnsi" w:cstheme="majorHAnsi"/>
+          <w:sz w:val="18"/>
+          <w:szCs w:val="18"/>
+        </w:rPr>
+        <w:t xml:space="preserve">       </w:t>
+      </w:r>
+      <w:r>
+        <w:rPr>
+          <w:rFonts w:asciiTheme="majorHAnsi" w:hAnsiTheme="majorHAnsi" w:cstheme="majorHAnsi"/>
+          <w:sz w:val="18"/>
+          <w:szCs w:val="18"/>
+        </w:rPr>
+        <w:t xml:space="preserve">       </w:t>
       </w:r>
       <w:r>
         <w:rPr>
@@ -378,12 +355,32 @@
           <w:szCs w:val="20"/>
         </w:rPr>
         <w:tab/>
-        <w:t xml:space="preserve">                          Jul 2020 - Jul 2024</w:t>
+        <w:t xml:space="preserve">                        </w:t>
+      </w:r>
+      <w:r>
+        <w:rPr>
+          <w:rFonts w:asciiTheme="majorHAnsi" w:hAnsiTheme="majorHAnsi" w:cstheme="majorHAnsi"/>
+          <w:b/>
+          <w:bCs/>
+          <w:sz w:val="20"/>
+          <w:szCs w:val="20"/>
+        </w:rPr>
+        <w:t xml:space="preserve">       </w:t>
+      </w:r>
+      <w:r>
+        <w:rPr>
+          <w:rFonts w:asciiTheme="majorHAnsi" w:hAnsiTheme="majorHAnsi" w:cstheme="majorHAnsi"/>
+          <w:b/>
+          <w:bCs/>
+          <w:sz w:val="20"/>
+          <w:szCs w:val="20"/>
+        </w:rPr>
+        <w:t xml:space="preserve">  Jul 2020 - Jul 2024</w:t>
       </w:r>
     </w:p>
     <w:p>
       <w:pPr>
-        <w:spacing w:after="0" w:line="240" w:lineRule="auto"/>
+        <w:spacing w:line="240" w:lineRule="auto"/>
         <w:ind w:left="-567" w:right="-408"/>
         <w:jc w:val="both"/>
         <w:rPr>
@@ -417,7 +414,7 @@
         <w:pBdr>
           <w:bottom w:val="single" w:sz="6" w:space="1" w:color="000000"/>
         </w:pBdr>
-        <w:spacing w:before="100" w:after="0" w:line="240" w:lineRule="auto"/>
+        <w:spacing w:before="30" w:after="0" w:line="240" w:lineRule="auto"/>
         <w:ind w:left="-567" w:right="-408"/>
         <w:jc w:val="both"/>
         <w:rPr>
@@ -464,7 +461,23 @@
           <w:i/>
           <w:sz w:val="20"/>
         </w:rPr>
-        <w:t xml:space="preserve">Remote                                                                 </w:t>
+        <w:t xml:space="preserve">Remote                                                              </w:t>
+      </w:r>
+      <w:r>
+        <w:rPr>
+          <w:rFonts w:asciiTheme="majorHAnsi" w:hAnsiTheme="majorHAnsi" w:cstheme="majorHAnsi"/>
+          <w:i/>
+          <w:sz w:val="20"/>
+        </w:rPr>
+        <w:t xml:space="preserve">      </w:t>
+      </w:r>
+      <w:r>
+        <w:rPr>
+          <w:rFonts w:asciiTheme="majorHAnsi" w:hAnsiTheme="majorHAnsi" w:cstheme="majorHAnsi"/>
+          <w:i/>
+          <w:sz w:val="20"/>
+        </w:rPr>
+        <w:t xml:space="preserve">   </w:t>
       </w:r>
       <w:r>
         <w:rPr>
@@ -511,7 +524,7 @@
           <w:sz w:val="18"/>
           <w:szCs w:val="18"/>
         </w:rPr>
-        <w:t>Derived DH parameters and built forward/inverse kinematics solvers for a 4-DOF SCARA robotic arm in MATLAB; validated end-effector positioning to sub-mm accuracy across the full workspace in Robo-Analyzer</w:t>
+        <w:t>Derived DH parameters and built forward/inverse kinematics solvers for a 4-DOF SCARA robotic arm in MATLAB; validated end-effector positioning to sub-mm accuracy across the full workspace in RoboAnalyzer</w:t>
       </w:r>
     </w:p>
     <w:p>
@@ -524,7 +537,7 @@
         <w:pBdr>
           <w:bottom w:val="single" w:sz="6" w:space="1" w:color="000000"/>
         </w:pBdr>
-        <w:spacing w:before="100" w:after="0" w:line="240" w:lineRule="auto"/>
+        <w:spacing w:after="0" w:line="240" w:lineRule="auto"/>
         <w:ind w:left="-426" w:right="-408" w:hanging="141"/>
         <w:jc w:val="both"/>
         <w:rPr>
@@ -547,7 +560,132 @@
         <w:pBdr>
           <w:bottom w:val="single" w:sz="6" w:space="1" w:color="000000"/>
         </w:pBdr>
-        <w:spacing w:before="100" w:after="0" w:line="240" w:lineRule="auto"/>
+        <w:spacing w:after="0" w:line="240" w:lineRule="auto"/>
+        <w:ind w:left="-426" w:right="-408" w:hanging="141"/>
+        <w:jc w:val="both"/>
+        <w:rPr>
+          <w:rFonts w:asciiTheme="majorHAnsi" w:hAnsiTheme="majorHAnsi" w:cstheme="majorHAnsi"/>
+          <w:sz w:val="20"/>
+          <w:szCs w:val="20"/>
+        </w:rPr>
+      </w:pPr>
+      <w:r>
+        <w:rPr>
+          <w:rFonts w:asciiTheme="majorHAnsi" w:hAnsiTheme="majorHAnsi" w:cstheme="majorHAnsi"/>
+          <w:b/>
+          <w:sz w:val="20"/>
+          <w:szCs w:val="20"/>
+        </w:rPr>
+        <w:t xml:space="preserve">SAE Aero Design West, Team </w:t>
+      </w:r>
+      <w:proofErr w:type="spellStart"/>
+      <w:r>
+        <w:rPr>
+          <w:rFonts w:asciiTheme="majorHAnsi" w:hAnsiTheme="majorHAnsi" w:cstheme="majorHAnsi"/>
+          <w:b/>
+          <w:sz w:val="20"/>
+          <w:szCs w:val="20"/>
+        </w:rPr>
+        <w:t>Vaayushastra</w:t>
+      </w:r>
+      <w:proofErr w:type="spellEnd"/>
+      <w:r>
+        <w:rPr>
+          <w:rFonts w:asciiTheme="majorHAnsi" w:hAnsiTheme="majorHAnsi" w:cstheme="majorHAnsi"/>
+          <w:b/>
+          <w:sz w:val="20"/>
+          <w:szCs w:val="20"/>
+        </w:rPr>
+        <w:t xml:space="preserve">, </w:t>
+      </w:r>
+      <w:r>
+        <w:rPr>
+          <w:rFonts w:asciiTheme="majorHAnsi" w:hAnsiTheme="majorHAnsi" w:cstheme="majorHAnsi"/>
+          <w:i/>
+          <w:sz w:val="20"/>
+          <w:szCs w:val="20"/>
+        </w:rPr>
+        <w:t>Materials In-charge (Junior), Mumbai, India</w:t>
+      </w:r>
+      <w:r>
+        <w:rPr>
+          <w:rFonts w:asciiTheme="majorHAnsi" w:hAnsiTheme="majorHAnsi" w:cstheme="majorHAnsi"/>
+          <w:sz w:val="20"/>
+          <w:szCs w:val="20"/>
+        </w:rPr>
+        <w:t xml:space="preserve">                                                           </w:t>
+      </w:r>
+      <w:r>
+        <w:rPr>
+          <w:rFonts w:asciiTheme="majorHAnsi" w:hAnsiTheme="majorHAnsi" w:cstheme="majorHAnsi"/>
+          <w:b/>
+          <w:bCs/>
+          <w:sz w:val="20"/>
+          <w:szCs w:val="20"/>
+        </w:rPr>
+        <w:t>Aug 2021 - Nov 2021</w:t>
+      </w:r>
+    </w:p>
+    <w:p>
+      <w:pPr>
+        <w:numPr>
+          <w:ilvl w:val="0"/>
+          <w:numId w:val="35"/>
+        </w:numPr>
+        <w:pBdr>
+          <w:bottom w:val="single" w:sz="6" w:space="1" w:color="000000"/>
+        </w:pBdr>
+        <w:spacing w:after="0" w:line="240" w:lineRule="auto"/>
+        <w:ind w:left="-426" w:right="-408" w:hanging="141"/>
+        <w:jc w:val="both"/>
+        <w:rPr>
+          <w:rFonts w:asciiTheme="majorHAnsi" w:hAnsiTheme="majorHAnsi" w:cstheme="majorHAnsi"/>
+          <w:sz w:val="18"/>
+          <w:szCs w:val="18"/>
+        </w:rPr>
+      </w:pPr>
+      <w:r>
+        <w:rPr>
+          <w:rFonts w:asciiTheme="majorHAnsi" w:hAnsiTheme="majorHAnsi" w:cstheme="majorHAnsi"/>
+          <w:sz w:val="18"/>
+          <w:szCs w:val="18"/>
+        </w:rPr>
+        <w:t>Designed landing gear and wing geometry in SolidWorks for a competition fixed-wing aircraft, balancing impact loads against weight targets</w:t>
+      </w:r>
+    </w:p>
+    <w:p>
+      <w:pPr>
+        <w:numPr>
+          <w:ilvl w:val="0"/>
+          <w:numId w:val="35"/>
+        </w:numPr>
+        <w:pBdr>
+          <w:bottom w:val="single" w:sz="6" w:space="1" w:color="000000"/>
+        </w:pBdr>
+        <w:spacing w:line="240" w:lineRule="auto"/>
+        <w:ind w:left="-426" w:right="-408" w:hanging="141"/>
+        <w:jc w:val="both"/>
+        <w:rPr>
+          <w:rFonts w:asciiTheme="majorHAnsi" w:hAnsiTheme="majorHAnsi" w:cstheme="majorHAnsi"/>
+          <w:sz w:val="18"/>
+          <w:szCs w:val="18"/>
+        </w:rPr>
+      </w:pPr>
+      <w:r>
+        <w:rPr>
+          <w:rFonts w:asciiTheme="majorHAnsi" w:hAnsiTheme="majorHAnsi" w:cstheme="majorHAnsi"/>
+          <w:sz w:val="18"/>
+          <w:szCs w:val="18"/>
+        </w:rPr>
+        <w:t>Selected and sourced structural materials, and operated laser cutters and woodworking equipment to fabricate wing profiles and structural components</w:t>
+      </w:r>
+    </w:p>
+    <w:p>
+      <w:pPr>
+        <w:pBdr>
+          <w:bottom w:val="single" w:sz="6" w:space="1" w:color="000000"/>
+        </w:pBdr>
+        <w:spacing w:before="30" w:after="0" w:line="240" w:lineRule="auto"/>
         <w:ind w:left="-567" w:right="-408"/>
         <w:jc w:val="both"/>
         <w:rPr>
@@ -574,7 +712,7 @@
           <w:szCs w:val="20"/>
         </w:rPr>
       </w:pPr>
-      <w:hyperlink r:id="rId10" w:history="1">
+      <w:hyperlink r:id="rId7" w:history="1">
         <w:r>
           <w:rPr>
             <w:rStyle w:val="Hyperlink"/>
@@ -658,7 +796,23 @@
           <w:sz w:val="20"/>
           <w:szCs w:val="20"/>
         </w:rPr>
-        <w:t xml:space="preserve">                     </w:t>
+        <w:t xml:space="preserve">             </w:t>
+      </w:r>
+      <w:r>
+        <w:rPr>
+          <w:rFonts w:asciiTheme="majorHAnsi" w:hAnsiTheme="majorHAnsi" w:cstheme="majorHAnsi"/>
+          <w:sz w:val="20"/>
+          <w:szCs w:val="20"/>
+        </w:rPr>
+        <w:t xml:space="preserve">      </w:t>
+      </w:r>
+      <w:r>
+        <w:rPr>
+          <w:rFonts w:asciiTheme="majorHAnsi" w:hAnsiTheme="majorHAnsi" w:cstheme="majorHAnsi"/>
+          <w:sz w:val="20"/>
+          <w:szCs w:val="20"/>
+        </w:rPr>
+        <w:t xml:space="preserve">        </w:t>
       </w:r>
       <w:r>
         <w:rPr>
@@ -711,7 +865,7 @@
           <w:sz w:val="18"/>
           <w:szCs w:val="18"/>
         </w:rPr>
-        <w:t xml:space="preserve">Built ESP32-S2 sensor-fusion pipeline (MPU6050 + heel FSR, complementary filter at 200Hz) for real-time gait-phase classification; diagnosed a gyroscope-clipping bug (11.8% of samples saturating at ±250°/s) that was skewing gait-state distribution to 54%/45%, and fixed it via central-difference velocity reconstruction, restoring the expected ~25% split across all four gait states </w:t>
+        <w:t xml:space="preserve">Designed a 36:1 two-stage compound planetary gearbox (Bilateral Drive topology) in Fusion 360, targeting 44.6 Nm realistic output torque at 72% efficiency, and fabricated the ankle-foot structure through iterative FDM (Ultimaker) and SLA resin printing for tight-tolerance components </w:t>
       </w:r>
     </w:p>
     <w:p>
@@ -746,7 +900,6 @@
           <w:ilvl w:val="0"/>
           <w:numId w:val="28"/>
         </w:numPr>
-        <w:spacing w:after="240"/>
         <w:ind w:left="-426" w:right="-408" w:hanging="141"/>
         <w:jc w:val="both"/>
         <w:rPr>
@@ -801,7 +954,27 @@
           <w:sz w:val="20"/>
           <w:szCs w:val="20"/>
         </w:rPr>
-        <w:t xml:space="preserve">Smart India Hackathon                                                                                        </w:t>
+        <w:t xml:space="preserve">Smart India Hackathon                                                                                     </w:t>
+      </w:r>
+      <w:r>
+        <w:rPr>
+          <w:rFonts w:asciiTheme="majorHAnsi" w:hAnsiTheme="majorHAnsi" w:cstheme="majorHAnsi"/>
+          <w:i/>
+          <w:iCs/>
+          <w:sz w:val="20"/>
+          <w:szCs w:val="20"/>
+        </w:rPr>
+        <w:t xml:space="preserve">      </w:t>
+      </w:r>
+      <w:r>
+        <w:rPr>
+          <w:rFonts w:asciiTheme="majorHAnsi" w:hAnsiTheme="majorHAnsi" w:cstheme="majorHAnsi"/>
+          <w:i/>
+          <w:iCs/>
+          <w:sz w:val="20"/>
+          <w:szCs w:val="20"/>
+        </w:rPr>
+        <w:t xml:space="preserve">   </w:t>
       </w:r>
       <w:r>
         <w:rPr>
@@ -831,7 +1004,7 @@
           <w:sz w:val="20"/>
           <w:szCs w:val="20"/>
         </w:rPr>
-        <w:t>Jul 2023 – Oct 2023</w:t>
+        <w:t>Jul 2023 - Oct 2023</w:t>
       </w:r>
     </w:p>
     <w:p>
@@ -856,7 +1029,7 @@
           <w:sz w:val="18"/>
           <w:szCs w:val="18"/>
         </w:rPr>
-        <w:t xml:space="preserve">Designed a distributed embedded control architecture (1 ESP32 master + 4 Arduino Nano slaves over I2C) coordinating propeller, crusher, and drum-servo subsystems on an autonomous water-hyacinth collection robot </w:t>
+        <w:t xml:space="preserve">Designed the chassis, hull, and crusher mechanism in SolidWorks, and architected a distributed embedded control architecture (1 ESP32 master + 4 Arduino Nano slaves over I2C) coordinating propeller, crusher, and drum-servo subsystems on an autonomous water-hyacinth collection robot </w:t>
       </w:r>
     </w:p>
     <w:p>
@@ -866,7 +1039,7 @@
           <w:ilvl w:val="0"/>
           <w:numId w:val="31"/>
         </w:numPr>
-        <w:spacing w:line="240" w:lineRule="auto"/>
+        <w:spacing w:after="0" w:line="240" w:lineRule="auto"/>
         <w:ind w:left="-426" w:right="-408" w:hanging="141"/>
         <w:jc w:val="both"/>
         <w:rPr>
@@ -881,7 +1054,7 @@
           <w:sz w:val="18"/>
           <w:szCs w:val="18"/>
         </w:rPr>
-        <w:t>Performed SolidWorks FEA (static nodal stress, von Mises) on the collection-drum assembly to validate structural margin under load</w:t>
+        <w:t>Performed SolidWorks FEA (static nodal stress, von Mises) on the collection-drum assembly to validate structural margin under load, and selected materials and fabrication tolerances for field deployment</w:t>
       </w:r>
     </w:p>
     <w:p>
@@ -893,13 +1066,24 @@
           <w:rFonts w:asciiTheme="majorHAnsi" w:hAnsiTheme="majorHAnsi" w:cstheme="majorHAnsi"/>
         </w:rPr>
       </w:pPr>
+      <w:hyperlink r:id="rId8" w:history="1">
+        <w:r>
+          <w:rPr>
+            <w:rStyle w:val="Hyperlink"/>
+            <w:rFonts w:asciiTheme="majorHAnsi" w:hAnsiTheme="majorHAnsi" w:cstheme="majorHAnsi"/>
+            <w:b/>
+            <w:sz w:val="20"/>
+          </w:rPr>
+          <w:t>Plastic Injection Molding Optimization via FEA &amp; DOE</w:t>
+        </w:r>
+      </w:hyperlink>
       <w:r>
         <w:rPr>
           <w:rFonts w:asciiTheme="majorHAnsi" w:hAnsiTheme="majorHAnsi" w:cstheme="majorHAnsi"/>
           <w:b/>
           <w:sz w:val="20"/>
         </w:rPr>
-        <w:t xml:space="preserve">Plastic Injection Molding Optimization via FEA &amp; DOE, </w:t>
+        <w:t xml:space="preserve">, </w:t>
       </w:r>
       <w:r>
         <w:rPr>
@@ -950,7 +1134,25 @@
           <w:bCs/>
           <w:sz w:val="20"/>
         </w:rPr>
-        <w:t xml:space="preserve">               </w:t>
+        <w:t xml:space="preserve">              </w:t>
+      </w:r>
+      <w:r>
+        <w:rPr>
+          <w:rFonts w:asciiTheme="majorHAnsi" w:hAnsiTheme="majorHAnsi" w:cstheme="majorHAnsi"/>
+          <w:b/>
+          <w:bCs/>
+          <w:sz w:val="20"/>
+        </w:rPr>
+        <w:t xml:space="preserve">      </w:t>
+      </w:r>
+      <w:r>
+        <w:rPr>
+          <w:rFonts w:asciiTheme="majorHAnsi" w:hAnsiTheme="majorHAnsi" w:cstheme="majorHAnsi"/>
+          <w:b/>
+          <w:bCs/>
+          <w:sz w:val="20"/>
+        </w:rPr>
+        <w:t xml:space="preserve"> </w:t>
       </w:r>
       <w:r>
         <w:rPr>
@@ -1060,7 +1262,7 @@
           <w:sz w:val="18"/>
           <w:szCs w:val="18"/>
         </w:rPr>
-        <w:t>Identified melt temperature and mold temperature as statistically significant drivers of both cooling time (F=159.0 and F=440.0 vs. F-critical=7.7) and sink-mark defects (F=10.8 and F=8.2), while injection pressure was found non-significant</w:t>
+        <w:t>Identified melt temperature and mold temperature as statistically significant drivers of both cooling time (F=159.0 and F=440.0 vs. F-critical=7.7) and sink-mark defects (F=10.8 and F=8.2); optimized parameters reduced sink marks by 20% and warpage by 11%</w:t>
       </w:r>
     </w:p>
     <w:p>
@@ -1068,7 +1270,7 @@
         <w:pBdr>
           <w:bottom w:val="single" w:sz="6" w:space="1" w:color="000000"/>
         </w:pBdr>
-        <w:spacing w:before="100" w:after="0" w:line="240" w:lineRule="auto"/>
+        <w:spacing w:before="30" w:after="0" w:line="240" w:lineRule="auto"/>
         <w:ind w:left="-567" w:right="-408"/>
         <w:jc w:val="both"/>
         <w:rPr>
@@ -1122,97 +1324,7 @@
           <w:sz w:val="18"/>
           <w:szCs w:val="18"/>
         </w:rPr>
-        <w:t>Python, C, C++, MATLAB/Simulink · Linux, Git, Arduino IDE</w:t>
-      </w:r>
-      <w:r>
-        <w:rPr>
-          <w:rFonts w:asciiTheme="majorHAnsi" w:eastAsia="Calibri" w:hAnsiTheme="majorHAnsi" w:cstheme="majorHAnsi"/>
-          <w:color w:val="000000" w:themeColor="text1"/>
-          <w:sz w:val="18"/>
-          <w:szCs w:val="18"/>
-        </w:rPr>
-        <w:t xml:space="preserve">, </w:t>
-      </w:r>
-      <w:r>
-        <w:rPr>
-          <w:rFonts w:asciiTheme="majorHAnsi" w:eastAsia="Calibri" w:hAnsiTheme="majorHAnsi" w:cstheme="majorHAnsi"/>
-          <w:color w:val="000000" w:themeColor="text1"/>
-          <w:sz w:val="18"/>
-          <w:szCs w:val="18"/>
-        </w:rPr>
-        <w:t>ROS/ROS2 (Nav2, SLAM, Collision Avoidance, Pose-Error Validation)</w:t>
-      </w:r>
-      <w:r>
-        <w:rPr>
-          <w:rFonts w:asciiTheme="majorHAnsi" w:eastAsia="Calibri" w:hAnsiTheme="majorHAnsi" w:cstheme="majorHAnsi"/>
-          <w:color w:val="000000" w:themeColor="text1"/>
-          <w:sz w:val="18"/>
-          <w:szCs w:val="18"/>
-        </w:rPr>
-        <w:t xml:space="preserve">, </w:t>
-      </w:r>
-      <w:r>
-        <w:rPr>
-          <w:rFonts w:asciiTheme="majorHAnsi" w:eastAsia="Calibri" w:hAnsiTheme="majorHAnsi" w:cstheme="majorHAnsi"/>
-          <w:color w:val="000000" w:themeColor="text1"/>
-          <w:sz w:val="18"/>
-          <w:szCs w:val="18"/>
-        </w:rPr>
-        <w:t>Closed-Loop &amp; Impedance Control, Gait Phase Estimation</w:t>
-      </w:r>
-      <w:r>
-        <w:rPr>
-          <w:rFonts w:asciiTheme="majorHAnsi" w:eastAsia="Calibri" w:hAnsiTheme="majorHAnsi" w:cstheme="majorHAnsi"/>
-          <w:color w:val="000000" w:themeColor="text1"/>
-          <w:sz w:val="18"/>
-          <w:szCs w:val="18"/>
-        </w:rPr>
-        <w:t xml:space="preserve">, </w:t>
-      </w:r>
-      <w:r>
-        <w:rPr>
-          <w:rFonts w:asciiTheme="majorHAnsi" w:eastAsia="Calibri" w:hAnsiTheme="majorHAnsi" w:cstheme="majorHAnsi"/>
-          <w:color w:val="000000" w:themeColor="text1"/>
-          <w:sz w:val="18"/>
-          <w:szCs w:val="18"/>
-        </w:rPr>
-        <w:t>DSP/Signal Processing (GCC-PHAT, TDOA)</w:t>
-      </w:r>
-      <w:r>
-        <w:rPr>
-          <w:rFonts w:asciiTheme="majorHAnsi" w:eastAsia="Calibri" w:hAnsiTheme="majorHAnsi" w:cstheme="majorHAnsi"/>
-          <w:color w:val="000000" w:themeColor="text1"/>
-          <w:sz w:val="18"/>
-          <w:szCs w:val="18"/>
-        </w:rPr>
-        <w:t xml:space="preserve">, </w:t>
-      </w:r>
-      <w:r>
-        <w:rPr>
-          <w:rFonts w:asciiTheme="majorHAnsi" w:eastAsia="Calibri" w:hAnsiTheme="majorHAnsi" w:cstheme="majorHAnsi"/>
-          <w:color w:val="000000" w:themeColor="text1"/>
-          <w:sz w:val="18"/>
-          <w:szCs w:val="18"/>
-        </w:rPr>
-        <w:t>TensorFlow/Keras, Applied CV for Percepti</w:t>
-      </w:r>
-      <w:r>
-        <w:rPr>
-          <w:rFonts w:asciiTheme="majorHAnsi" w:eastAsia="Calibri" w:hAnsiTheme="majorHAnsi" w:cstheme="majorHAnsi"/>
-          <w:color w:val="000000" w:themeColor="text1"/>
-          <w:sz w:val="18"/>
-          <w:szCs w:val="18"/>
-        </w:rPr>
-        <w:t xml:space="preserve">on, </w:t>
-      </w:r>
-      <w:r>
-        <w:rPr>
-          <w:rFonts w:asciiTheme="majorHAnsi" w:eastAsia="Calibri" w:hAnsiTheme="majorHAnsi" w:cstheme="majorHAnsi"/>
-          <w:color w:val="000000" w:themeColor="text1"/>
-          <w:sz w:val="18"/>
-          <w:szCs w:val="18"/>
-        </w:rPr>
-        <w:t>Moteus C1, Jetson Orin Nano</w:t>
+        <w:t>Python, C, C++, MATLAB/Simulink · Linux, Git, Arduino IDE, ROS/ROS2 (Nav2, SLAM, Collision Avoidance, Pose-Error Validation), Closed-Loop &amp; Impedance Control, Gait Phase Estimation, DSP/Signal Processing (GCC-PHAT, TDOA), TensorFlow/Keras, Applied CV for Perception, Moteus C1, Jetson Orin Nano</w:t>
       </w:r>
     </w:p>
     <w:p>
@@ -1244,61 +1356,7 @@
           <w:sz w:val="18"/>
           <w:szCs w:val="18"/>
         </w:rPr>
-        <w:t>ESP32, Arduino, MPU6050, FSR</w:t>
-      </w:r>
-      <w:r>
-        <w:rPr>
-          <w:rFonts w:asciiTheme="majorHAnsi" w:eastAsia="Calibri" w:hAnsiTheme="majorHAnsi" w:cstheme="majorHAnsi"/>
-          <w:color w:val="000000" w:themeColor="text1"/>
-          <w:sz w:val="18"/>
-          <w:szCs w:val="18"/>
-        </w:rPr>
-        <w:t xml:space="preserve">, </w:t>
-      </w:r>
-      <w:r>
-        <w:rPr>
-          <w:rFonts w:asciiTheme="majorHAnsi" w:eastAsia="Calibri" w:hAnsiTheme="majorHAnsi" w:cstheme="majorHAnsi"/>
-          <w:color w:val="000000" w:themeColor="text1"/>
-          <w:sz w:val="18"/>
-          <w:szCs w:val="18"/>
-        </w:rPr>
-        <w:t>CAN-FD, I2C (Multi-Microcontroller Communication)</w:t>
-      </w:r>
-      <w:r>
-        <w:rPr>
-          <w:rFonts w:asciiTheme="majorHAnsi" w:eastAsia="Calibri" w:hAnsiTheme="majorHAnsi" w:cstheme="majorHAnsi"/>
-          <w:color w:val="000000" w:themeColor="text1"/>
-          <w:sz w:val="18"/>
-          <w:szCs w:val="18"/>
-        </w:rPr>
-        <w:t xml:space="preserve">, </w:t>
-      </w:r>
-      <w:r>
-        <w:rPr>
-          <w:rFonts w:asciiTheme="majorHAnsi" w:eastAsia="Calibri" w:hAnsiTheme="majorHAnsi" w:cstheme="majorHAnsi"/>
-          <w:color w:val="000000" w:themeColor="text1"/>
-          <w:sz w:val="18"/>
-          <w:szCs w:val="18"/>
-        </w:rPr>
-        <w:t>RTOS/Real-Time Systems (FreeRTOS), Real-Time Latency Budgeting</w:t>
-      </w:r>
-      <w:r>
-        <w:rPr>
-          <w:rFonts w:asciiTheme="majorHAnsi" w:eastAsia="Calibri" w:hAnsiTheme="majorHAnsi" w:cstheme="majorHAnsi"/>
-          <w:color w:val="000000" w:themeColor="text1"/>
-          <w:sz w:val="18"/>
-          <w:szCs w:val="18"/>
-        </w:rPr>
-        <w:t xml:space="preserve">, </w:t>
-      </w:r>
-      <w:r>
-        <w:rPr>
-          <w:rFonts w:asciiTheme="majorHAnsi" w:eastAsia="Calibri" w:hAnsiTheme="majorHAnsi" w:cstheme="majorHAnsi"/>
-          <w:color w:val="000000" w:themeColor="text1"/>
-          <w:sz w:val="18"/>
-          <w:szCs w:val="18"/>
-        </w:rPr>
-        <w:t>Sensor Fusion, Firmware Development, Hardware Bring-Up</w:t>
+        <w:t>ESP32, Arduino, MPU6050, FSR, CAN-FD, I2C (Multi-Microcontroller Communication), RTOS/Real-Time Systems (FreeRTOS), Real-Time Latency Budgeting, Sensor Fusion, Firmware Development, Hardware Bring-Up</w:t>
       </w:r>
     </w:p>
     <w:p>
@@ -1318,8 +1376,8 @@
           <w:b/>
           <w:bCs/>
           <w:color w:val="000000" w:themeColor="text1"/>
-          <w:sz w:val="18"/>
-          <w:szCs w:val="18"/>
+          <w:sz w:val="20"/>
+          <w:szCs w:val="20"/>
         </w:rPr>
         <w:t>Debugging &amp; Hardware Diagnostics</w:t>
       </w:r>
@@ -1330,79 +1388,7 @@
           <w:sz w:val="18"/>
           <w:szCs w:val="18"/>
         </w:rPr>
-        <w:t>:</w:t>
-      </w:r>
-      <w:r>
-        <w:rPr>
-          <w:rFonts w:asciiTheme="majorHAnsi" w:eastAsia="Calibri" w:hAnsiTheme="majorHAnsi" w:cstheme="majorHAnsi"/>
-          <w:color w:val="000000" w:themeColor="text1"/>
-          <w:sz w:val="18"/>
-          <w:szCs w:val="18"/>
-        </w:rPr>
-        <w:t xml:space="preserve"> </w:t>
-      </w:r>
-      <w:r>
-        <w:rPr>
-          <w:rFonts w:asciiTheme="majorHAnsi" w:eastAsia="Calibri" w:hAnsiTheme="majorHAnsi" w:cstheme="majorHAnsi"/>
-          <w:color w:val="000000" w:themeColor="text1"/>
-          <w:sz w:val="18"/>
-          <w:szCs w:val="18"/>
-        </w:rPr>
-        <w:t>Sensor Artifact Root-Cause Analysis (gyroscope saturation/clipping)</w:t>
-      </w:r>
-      <w:r>
-        <w:rPr>
-          <w:rFonts w:asciiTheme="majorHAnsi" w:eastAsia="Calibri" w:hAnsiTheme="majorHAnsi" w:cstheme="majorHAnsi"/>
-          <w:color w:val="000000" w:themeColor="text1"/>
-          <w:sz w:val="18"/>
-          <w:szCs w:val="18"/>
-        </w:rPr>
-        <w:t xml:space="preserve">, </w:t>
-      </w:r>
-      <w:r>
-        <w:rPr>
-          <w:rFonts w:asciiTheme="majorHAnsi" w:eastAsia="Calibri" w:hAnsiTheme="majorHAnsi" w:cstheme="majorHAnsi"/>
-          <w:color w:val="000000" w:themeColor="text1"/>
-          <w:sz w:val="18"/>
-          <w:szCs w:val="18"/>
-        </w:rPr>
-        <w:t>Actuator &amp; Control-Loop Fault Diagnosis (CAN fault codes, instability debugging)</w:t>
-      </w:r>
-      <w:r>
-        <w:rPr>
-          <w:rFonts w:asciiTheme="majorHAnsi" w:eastAsia="Calibri" w:hAnsiTheme="majorHAnsi" w:cstheme="majorHAnsi"/>
-          <w:color w:val="000000" w:themeColor="text1"/>
-          <w:sz w:val="18"/>
-          <w:szCs w:val="18"/>
-        </w:rPr>
-        <w:t xml:space="preserve">, </w:t>
-      </w:r>
-      <w:r>
-        <w:rPr>
-          <w:rFonts w:asciiTheme="majorHAnsi" w:eastAsia="Calibri" w:hAnsiTheme="majorHAnsi" w:cstheme="majorHAnsi"/>
-          <w:color w:val="000000" w:themeColor="text1"/>
-          <w:sz w:val="18"/>
-          <w:szCs w:val="18"/>
-        </w:rPr>
-        <w:t>Circuit-Level Debugging &amp; Multimeter/Continuity Testing</w:t>
-      </w:r>
-      <w:r>
-        <w:rPr>
-          <w:rFonts w:asciiTheme="majorHAnsi" w:eastAsia="Calibri" w:hAnsiTheme="majorHAnsi" w:cstheme="majorHAnsi"/>
-          <w:color w:val="000000" w:themeColor="text1"/>
-          <w:sz w:val="18"/>
-          <w:szCs w:val="18"/>
-        </w:rPr>
-        <w:t xml:space="preserve">, </w:t>
-      </w:r>
-      <w:r>
-        <w:rPr>
-          <w:rFonts w:asciiTheme="majorHAnsi" w:eastAsia="Calibri" w:hAnsiTheme="majorHAnsi" w:cstheme="majorHAnsi"/>
-          <w:color w:val="000000" w:themeColor="text1"/>
-          <w:sz w:val="18"/>
-          <w:szCs w:val="18"/>
-        </w:rPr>
-        <w:t>Mechanical &amp; Fabrication Failure Analysis (fatigue fracture, print-quality defects)</w:t>
+        <w:t>: Sensor Artifact Root-Cause Analysis (gyroscope saturation/clipping), Actuator &amp; Control-Loop Fault Diagnosis (CAN fault codes, instability debugging), Circuit-Level Debugging &amp; Multimeter/Continuity Testing, Mechanical &amp; Fabrication Failure Analysis (fatigue fracture, print-quality defects)</w:t>
       </w:r>
     </w:p>
     <w:p>
@@ -1434,79 +1420,7 @@
           <w:sz w:val="18"/>
           <w:szCs w:val="18"/>
         </w:rPr>
-        <w:t>Mechanical Assemblies, Gear Design/Kinematics</w:t>
-      </w:r>
-      <w:r>
-        <w:rPr>
-          <w:rFonts w:asciiTheme="majorHAnsi" w:eastAsia="Calibri" w:hAnsiTheme="majorHAnsi" w:cstheme="majorHAnsi"/>
-          <w:color w:val="000000" w:themeColor="text1"/>
-          <w:sz w:val="18"/>
-          <w:szCs w:val="18"/>
-        </w:rPr>
-        <w:t xml:space="preserve">, </w:t>
-      </w:r>
-      <w:r>
-        <w:rPr>
-          <w:rFonts w:asciiTheme="majorHAnsi" w:eastAsia="Calibri" w:hAnsiTheme="majorHAnsi" w:cstheme="majorHAnsi"/>
-          <w:color w:val="000000" w:themeColor="text1"/>
-          <w:sz w:val="18"/>
-          <w:szCs w:val="18"/>
-        </w:rPr>
-        <w:t>Structural Analysis &amp; Design Verification</w:t>
-      </w:r>
-      <w:r>
-        <w:rPr>
-          <w:rFonts w:asciiTheme="majorHAnsi" w:eastAsia="Calibri" w:hAnsiTheme="majorHAnsi" w:cstheme="majorHAnsi"/>
-          <w:color w:val="000000" w:themeColor="text1"/>
-          <w:sz w:val="18"/>
-          <w:szCs w:val="18"/>
-        </w:rPr>
-        <w:t xml:space="preserve">, </w:t>
-      </w:r>
-      <w:r>
-        <w:rPr>
-          <w:rFonts w:asciiTheme="majorHAnsi" w:eastAsia="Calibri" w:hAnsiTheme="majorHAnsi" w:cstheme="majorHAnsi"/>
-          <w:color w:val="000000" w:themeColor="text1"/>
-          <w:sz w:val="18"/>
-          <w:szCs w:val="18"/>
-        </w:rPr>
-        <w:t>Materials Selection &amp; Tolerancing</w:t>
-      </w:r>
-      <w:r>
-        <w:rPr>
-          <w:rFonts w:asciiTheme="majorHAnsi" w:eastAsia="Calibri" w:hAnsiTheme="majorHAnsi" w:cstheme="majorHAnsi"/>
-          <w:color w:val="000000" w:themeColor="text1"/>
-          <w:sz w:val="18"/>
-          <w:szCs w:val="18"/>
-        </w:rPr>
-        <w:t xml:space="preserve">, </w:t>
-      </w:r>
-      <w:r>
-        <w:rPr>
-          <w:rFonts w:asciiTheme="majorHAnsi" w:eastAsia="Calibri" w:hAnsiTheme="majorHAnsi" w:cstheme="majorHAnsi"/>
-          <w:color w:val="000000" w:themeColor="text1"/>
-          <w:sz w:val="18"/>
-          <w:szCs w:val="18"/>
-        </w:rPr>
-        <w:t>Prototyping (FDM, SLA, Laser/Foam Cutting)</w:t>
-      </w:r>
-      <w:r>
-        <w:rPr>
-          <w:rFonts w:asciiTheme="majorHAnsi" w:eastAsia="Calibri" w:hAnsiTheme="majorHAnsi" w:cstheme="majorHAnsi"/>
-          <w:color w:val="000000" w:themeColor="text1"/>
-          <w:sz w:val="18"/>
-          <w:szCs w:val="18"/>
-        </w:rPr>
-        <w:t xml:space="preserve">, </w:t>
-      </w:r>
-      <w:r>
-        <w:rPr>
-          <w:rFonts w:asciiTheme="majorHAnsi" w:eastAsia="Calibri" w:hAnsiTheme="majorHAnsi" w:cstheme="majorHAnsi"/>
-          <w:color w:val="000000" w:themeColor="text1"/>
-          <w:sz w:val="18"/>
-          <w:szCs w:val="18"/>
-        </w:rPr>
-        <w:t>Soldering (SMD/Through-Hole) &amp; PCB Milling, Hand &amp; Power Tools</w:t>
+        <w:t>Mechanical Assemblies, Gear Design/Kinematics, Structural Analysis &amp; Design Verification, Materials Selection &amp; Tolerancing, Prototyping (FDM/Ultimaker/Cura, SLA Resin, CNC Milling G-code/M-code, Laser Cutting, Foam Cutting, Woodworking), Soldering (SMD/Through-Hole) &amp; PCB Milling, Hand &amp; Power Tools</w:t>
       </w:r>
     </w:p>
     <w:p>
@@ -1549,61 +1463,7 @@
           <w:sz w:val="18"/>
           <w:szCs w:val="18"/>
         </w:rPr>
-        <w:t>SolidWorks (Motion, Plastics), Fusion 360, CATIA, AutoCAD, NX 11, Creo</w:t>
-      </w:r>
-      <w:r>
-        <w:rPr>
-          <w:rFonts w:asciiTheme="majorHAnsi" w:eastAsia="Calibri" w:hAnsiTheme="majorHAnsi" w:cstheme="majorHAnsi"/>
-          <w:color w:val="000000" w:themeColor="text1"/>
-          <w:sz w:val="18"/>
-          <w:szCs w:val="18"/>
-        </w:rPr>
-        <w:t xml:space="preserve">, </w:t>
-      </w:r>
-      <w:r>
-        <w:rPr>
-          <w:rFonts w:asciiTheme="majorHAnsi" w:eastAsia="Calibri" w:hAnsiTheme="majorHAnsi" w:cstheme="majorHAnsi"/>
-          <w:color w:val="000000" w:themeColor="text1"/>
-          <w:sz w:val="18"/>
-          <w:szCs w:val="18"/>
-        </w:rPr>
-        <w:t>ANSYS Workbench, OpenSim (Simulation-Based Validation)</w:t>
-      </w:r>
-      <w:r>
-        <w:rPr>
-          <w:rFonts w:asciiTheme="majorHAnsi" w:eastAsia="Calibri" w:hAnsiTheme="majorHAnsi" w:cstheme="majorHAnsi"/>
-          <w:color w:val="000000" w:themeColor="text1"/>
-          <w:sz w:val="18"/>
-          <w:szCs w:val="18"/>
-        </w:rPr>
-        <w:t xml:space="preserve">, </w:t>
-      </w:r>
-      <w:r>
-        <w:rPr>
-          <w:rFonts w:asciiTheme="majorHAnsi" w:eastAsia="Calibri" w:hAnsiTheme="majorHAnsi" w:cstheme="majorHAnsi"/>
-          <w:color w:val="000000" w:themeColor="text1"/>
-          <w:sz w:val="18"/>
-          <w:szCs w:val="18"/>
-        </w:rPr>
-        <w:t>DOE &amp; ANOVA (Statistical Experimental Design)</w:t>
-      </w:r>
-      <w:r>
-        <w:rPr>
-          <w:rFonts w:asciiTheme="majorHAnsi" w:eastAsia="Calibri" w:hAnsiTheme="majorHAnsi" w:cstheme="majorHAnsi"/>
-          <w:color w:val="000000" w:themeColor="text1"/>
-          <w:sz w:val="18"/>
-          <w:szCs w:val="18"/>
-        </w:rPr>
-        <w:t xml:space="preserve">, </w:t>
-      </w:r>
-      <w:r>
-        <w:rPr>
-          <w:rFonts w:asciiTheme="majorHAnsi" w:eastAsia="Calibri" w:hAnsiTheme="majorHAnsi" w:cstheme="majorHAnsi"/>
-          <w:color w:val="000000" w:themeColor="text1"/>
-          <w:sz w:val="18"/>
-          <w:szCs w:val="18"/>
-        </w:rPr>
-        <w:t>Sensor-Array Design Trade-Offs, Manufacturing/DFM</w:t>
+        <w:t>SolidWorks (Motion, Plastics), Fusion 360, CATIA, AutoCAD, NX 11, Creo, ANSYS Workbench, OpenSim (Simulation-Based Validation), DOE &amp; ANOVA (Statistical Experimental Design), Sensor-Array Design Trade-Offs, Manufacturing/DFM</w:t>
       </w:r>
     </w:p>
     <w:p>
@@ -1611,7 +1471,7 @@
         <w:pBdr>
           <w:bottom w:val="single" w:sz="6" w:space="1" w:color="000000"/>
         </w:pBdr>
-        <w:spacing w:before="100" w:after="0" w:line="240" w:lineRule="auto"/>
+        <w:spacing w:before="30" w:after="0" w:line="240" w:lineRule="auto"/>
         <w:ind w:left="-567" w:right="-408"/>
         <w:jc w:val="both"/>
         <w:rPr>
@@ -1639,7 +1499,7 @@
           <w:sz w:val="20"/>
         </w:rPr>
       </w:pPr>
-      <w:hyperlink r:id="rId11" w:history="1">
+      <w:hyperlink r:id="rId9" w:history="1">
         <w:r>
           <w:rPr>
             <w:rStyle w:val="Hyperlink"/>
@@ -1692,7 +1552,23 @@
           <w:b/>
           <w:sz w:val="20"/>
         </w:rPr>
-        <w:t xml:space="preserve">                                                                  Jul 2026 - Aug 2026</w:t>
+        <w:t xml:space="preserve">                                                              </w:t>
+      </w:r>
+      <w:r>
+        <w:rPr>
+          <w:rFonts w:asciiTheme="majorHAnsi" w:hAnsiTheme="majorHAnsi" w:cstheme="majorHAnsi"/>
+          <w:b/>
+          <w:sz w:val="20"/>
+        </w:rPr>
+        <w:t xml:space="preserve">      </w:t>
+      </w:r>
+      <w:r>
+        <w:rPr>
+          <w:rFonts w:asciiTheme="majorHAnsi" w:hAnsiTheme="majorHAnsi" w:cstheme="majorHAnsi"/>
+          <w:b/>
+          <w:sz w:val="20"/>
+        </w:rPr>
+        <w:t xml:space="preserve">    Jul 2026 - Aug 2026</w:t>
       </w:r>
     </w:p>
     <w:p>
@@ -1716,12 +1592,32 @@
           <w:sz w:val="20"/>
           <w:szCs w:val="20"/>
         </w:rPr>
-        <w:t xml:space="preserve">ASME Student Representative, ASME Fr. CRCE, Mumbai, India                                                                                                   Mar 2022 - Aug 2022 </w:t>
+        <w:t xml:space="preserve">ASME Student Representative, ASME Fr. CRCE, Mumbai, India                                                                                                   </w:t>
+      </w:r>
+      <w:r>
+        <w:rPr>
+          <w:rFonts w:asciiTheme="majorHAnsi" w:hAnsiTheme="majorHAnsi" w:cstheme="majorHAnsi"/>
+          <w:b/>
+          <w:bCs/>
+          <w:sz w:val="20"/>
+          <w:szCs w:val="20"/>
+        </w:rPr>
+        <w:t xml:space="preserve">      </w:t>
+      </w:r>
+      <w:r>
+        <w:rPr>
+          <w:rFonts w:asciiTheme="majorHAnsi" w:hAnsiTheme="majorHAnsi" w:cstheme="majorHAnsi"/>
+          <w:b/>
+          <w:bCs/>
+          <w:sz w:val="20"/>
+          <w:szCs w:val="20"/>
+        </w:rPr>
+        <w:t xml:space="preserve">Mar 2022 - Aug 2022 </w:t>
       </w:r>
     </w:p>
     <w:sectPr>
       <w:pgSz w:w="12240" w:h="15840"/>
-      <w:pgMar w:top="720" w:right="1008" w:bottom="720" w:left="1008" w:header="720" w:footer="720" w:gutter="0"/>
+      <w:pgMar w:top="346" w:right="864" w:bottom="346" w:left="864" w:header="720" w:footer="720" w:gutter="0"/>
       <w:cols w:space="720"/>
       <w:docGrid w:linePitch="360"/>
     </w:sectPr>
@@ -4900,6 +4796,9 @@
   </w:num>
   <w:num w:numId="34" w16cid:durableId="1213074596">
     <w:abstractNumId w:val="12"/>
+  </w:num>
+  <w:num w:numId="35" w16cid:durableId="588782265">
+    <w:abstractNumId w:val="17"/>
   </w:num>
 </w:numbering>
 </file>
